--- a/testakten/bgb-at-altfraenkische-werkstatt/25_quittung_giselher_messingtypen_2026-04-16.docx
+++ b/testakten/bgb-at-altfraenkische-werkstatt/25_quittung_giselher_messingtypen_2026-04-16.docx
@@ -553,14 +553,6 @@
         <w:t>Rücknahme- und Umtauschhinweis der Filiale: „Umtausch innerhalb von 14 Tagen nur gegen Vorlage dieses Belegs und in ungebrauchtem Zustand. Bei Sonderanfertigungen und geöffneten Typensätzen ist der Umtausch ausgeschlossen."</w:t>
       </w:r>
     </w:p>
-    <w:p>
-      <w:pPr>
-        <w:jc w:val="left"/>
-      </w:pPr>
-      <w:r>
-        <w:t>Formathinweis: Dieses Aktenstück wird in Times New Roman, 11 pt, mit ausschließlich dezimaler Gliederung ausgegeben.</w:t>
-      </w:r>
-    </w:p>
     <w:sectPr>
       <w:headerReference w:type="default" r:id="rId9"/>
       <w:footerReference w:type="default" r:id="rId10"/>
